--- a/pr-preview/pr-27/chapters/github-tracked-changes.docx
+++ b/pr-preview/pr-27/chapters/github-tracked-changes.docx
@@ -16,7 +16,7 @@
       </w:pPr>
       <w:del w:id="1" w:author="PR Preview" w:date="2026-01-01T00:00:00Z">
         <w:r>
-          <w:delText xml:space="preserve">Last modified: 2026-10-12 21:28:22 (PDT)</w:delText>
+          <w:delText xml:space="preserve">Last modified: 2026-10-14 01:49:27 (PDT)</w:delText>
         </w:r>
       </w:del>
     </w:p>
@@ -26,7 +26,7 @@
       </w:pPr>
       <w:ins w:id="2" w:author="PR Preview" w:date="2026-01-01T00:00:00Z">
         <w:r>
-          <w:t xml:space="preserve">Last modified: 2026-10-14 01:35:48 (PDT)</w:t>
+          <w:t xml:space="preserve">Last modified: 2026-10-14 01:49:06 (PDT)</w:t>
         </w:r>
       </w:ins>
     </w:p>

--- a/pr-preview/pr-27/chapters/github-tracked-changes.docx
+++ b/pr-preview/pr-27/chapters/github-tracked-changes.docx
@@ -16,7 +16,7 @@
       </w:pPr>
       <w:del w:id="1" w:author="PR Preview" w:date="2026-01-01T00:00:00Z">
         <w:r>
-          <w:delText xml:space="preserve">Last modified: 2026-10-14 01:49:27 (PDT)</w:delText>
+          <w:delText xml:space="preserve">Last modified: 2026-10-14 03:38:56 (PDT)</w:delText>
         </w:r>
       </w:del>
     </w:p>
@@ -26,7 +26,7 @@
       </w:pPr>
       <w:ins w:id="2" w:author="PR Preview" w:date="2026-01-01T00:00:00Z">
         <w:r>
-          <w:t xml:space="preserve">Last modified: 2026-10-14 01:49:06 (PDT)</w:t>
+          <w:t xml:space="preserve">Last modified: 2026-10-14 03:54:35 (PDT)</w:t>
         </w:r>
       </w:ins>
     </w:p>
@@ -2663,7 +2663,7 @@
         <w:pStyle w:val="FirstParagraph"/>
       </w:pPr>
       <w:r>
-        <w:t xml:space="preserve">The lab’s pull request roles,</w:t>
+        <w:t xml:space="preserve">Recommended pull request roles,</w:t>
       </w:r>
       <w:r>
         <w:t xml:space="preserve"> </w:t>
@@ -3860,7 +3860,7 @@
         </w:r>
       </w:hyperlink>
       <w:r>
-        <w:t xml:space="preserve">, extolling the virtues of a self-contained, portable projects, for your reference.</w:t>
+        <w:t xml:space="preserve">, extolling the virtues of self-contained, portable projects, for your reference.</w:t>
       </w:r>
     </w:p>
     <w:bookmarkEnd w:id="55"/>
@@ -3878,7 +3878,7 @@
         <w:pStyle w:val="FirstParagraph"/>
       </w:pPr>
       <w:r>
-        <w:t xml:space="preserve">Our lab primarily uses GitHub,</w:t>
+        <w:t xml:space="preserve">This guide focuses on GitHub,</w:t>
       </w:r>
       <w:r>
         <w:t xml:space="preserve"> </w:t>
@@ -4243,7 +4243,7 @@
         <w:t xml:space="preserve"> </w:t>
       </w:r>
       <w:r>
-        <w:t xml:space="preserve">our lab’s own (experimental) package,</w:t>
+        <w:t xml:space="preserve">an experimental package from the Morrison Lab,</w:t>
       </w:r>
       <w:r>
         <w:t xml:space="preserve"> </w:t>
@@ -7200,7 +7200,7 @@
         <w:t xml:space="preserve"> </w:t>
       </w:r>
       <w:r>
-        <w:t xml:space="preserve">a lab member who wants the whole record</w:t>
+        <w:t xml:space="preserve">a team member who wants the whole record</w:t>
       </w:r>
       <w:r>
         <w:t xml:space="preserve"> </w:t>
